--- a/labs/lab_1/docs/Submit/Lab 1.docx
+++ b/labs/lab_1/docs/Submit/Lab 1.docx
@@ -26,7 +26,15 @@
         <w:t xml:space="preserve"> Report — </w:t>
       </w:r>
       <w:r>
-        <w:t>Microcontroller Programming + First TFLite Micro Inference</w:t>
+        <w:t xml:space="preserve">Microcontroller Programming + First </w:t>
+      </w:r>
+      <w:proofErr w:type="spellStart"/>
+      <w:r>
+        <w:t>TFLite</w:t>
+      </w:r>
+      <w:proofErr w:type="spellEnd"/>
+      <w:r>
+        <w:t xml:space="preserve"> Micro Inference</w:t>
       </w:r>
     </w:p>
     <w:tbl>
@@ -138,7 +146,15 @@
           </w:tcPr>
           <w:p>
             <w:r>
-              <w:t>Lab 1: Microcontroller Programming + First TFLite Micro Inference</w:t>
+              <w:t xml:space="preserve">Lab 1: Microcontroller Programming + First </w:t>
+            </w:r>
+            <w:proofErr w:type="spellStart"/>
+            <w:r>
+              <w:t>TFLite</w:t>
+            </w:r>
+            <w:proofErr w:type="spellEnd"/>
+            <w:r>
+              <w:t xml:space="preserve"> Micro Inference</w:t>
             </w:r>
           </w:p>
         </w:tc>
@@ -318,6 +334,9 @@
     </w:p>
     <w:p>
       <w:r>
+        <w:rPr>
+          <w:noProof/>
+        </w:rPr>
         <w:drawing>
           <wp:inline distT="0" distB="0" distL="0" distR="0" wp14:anchorId="4AB41154" wp14:editId="79098FCA">
             <wp:extent cx="2753109" cy="3467584"/>
@@ -357,6 +376,9 @@
     </w:p>
     <w:p>
       <w:r>
+        <w:rPr>
+          <w:noProof/>
+        </w:rPr>
         <w:lastRenderedPageBreak/>
         <w:drawing>
           <wp:inline distT="0" distB="0" distL="0" distR="0" wp14:anchorId="02B71697" wp14:editId="010C3C68">
@@ -457,129 +479,1505 @@
       <w:bookmarkStart w:id="4" w:name="method-and-results"/>
       <w:bookmarkEnd w:id="3"/>
       <w:r>
-        <w:t xml:space="preserve">3. </w:t>
-      </w:r>
-      <w:commentRangeStart w:id="5"/>
-      <w:r>
-        <w:t xml:space="preserve">Method </w:t>
-      </w:r>
-      <w:commentRangeEnd w:id="5"/>
-      <w:r>
-        <w:rPr>
-          <w:rStyle w:val="CommentReference"/>
-          <w:sz w:val="32"/>
-          <w:szCs w:val="32"/>
-        </w:rPr>
-        <w:commentReference w:id="5"/>
-      </w:r>
-      <w:r>
-        <w:t>and Results</w:t>
+        <w:t>3. Method and Results</w:t>
       </w:r>
     </w:p>
     <w:p>
-      <w:r>
+      <w:pPr>
+        <w:rPr>
+          <w:b/>
+          <w:bCs/>
+        </w:rPr>
+      </w:pPr>
+      <w:r>
+        <w:rPr>
+          <w:b/>
+          <w:bCs/>
+        </w:rPr>
+        <w:t xml:space="preserve">Requirement </w:t>
+      </w:r>
+      <w:r>
+        <w:rPr>
+          <w:b/>
+          <w:bCs/>
+        </w:rPr>
+        <w:t>8</w:t>
+      </w:r>
+      <w:r>
+        <w:rPr>
+          <w:b/>
+          <w:bCs/>
+        </w:rPr>
+        <w:t>.</w:t>
+      </w:r>
+    </w:p>
+    <w:p>
+      <w:r>
+        <w:t xml:space="preserve">Measurements: </w:t>
+      </w:r>
+      <w:r>
+        <w:t>347,880 bytes flash / 54,048 bytes RAM</w:t>
+      </w:r>
+    </w:p>
+    <w:p>
+      <w:pPr>
+        <w:rPr>
+          <w:b/>
+          <w:bCs/>
+        </w:rPr>
+      </w:pPr>
+    </w:p>
+    <w:p>
+      <w:pPr>
+        <w:rPr>
+          <w:b/>
+          <w:bCs/>
+        </w:rPr>
+      </w:pPr>
+      <w:r>
+        <w:rPr>
+          <w:b/>
+          <w:bCs/>
+        </w:rPr>
+        <w:t>Requirement</w:t>
+      </w:r>
+      <w:r>
+        <w:rPr>
+          <w:b/>
+          <w:bCs/>
+        </w:rPr>
+        <w:t xml:space="preserve"> 9.</w:t>
+      </w:r>
+    </w:p>
+    <w:tbl>
+      <w:tblPr>
+        <w:tblStyle w:val="TableGrid"/>
+        <w:tblW w:w="0" w:type="auto"/>
+        <w:tblLook w:val="04A0" w:firstRow="1" w:lastRow="0" w:firstColumn="1" w:lastColumn="0" w:noHBand="0" w:noVBand="1"/>
+      </w:tblPr>
+      <w:tblGrid>
+        <w:gridCol w:w="3116"/>
+        <w:gridCol w:w="3117"/>
+        <w:gridCol w:w="3117"/>
+      </w:tblGrid>
+      <w:tr>
+        <w:tc>
+          <w:tcPr>
+            <w:tcW w:w="3116" w:type="dxa"/>
+          </w:tcPr>
+          <w:p>
+            <w:pPr>
+              <w:jc w:val="center"/>
+              <w:rPr>
+                <w:b/>
+                <w:bCs/>
+              </w:rPr>
+            </w:pPr>
+            <w:r>
+              <w:rPr>
+                <w:b/>
+                <w:bCs/>
+              </w:rPr>
+              <w:t>Style</w:t>
+            </w:r>
+          </w:p>
+        </w:tc>
+        <w:tc>
+          <w:tcPr>
+            <w:tcW w:w="3117" w:type="dxa"/>
+          </w:tcPr>
+          <w:p>
+            <w:pPr>
+              <w:jc w:val="center"/>
+              <w:rPr>
+                <w:b/>
+                <w:bCs/>
+              </w:rPr>
+            </w:pPr>
+            <w:r>
+              <w:rPr>
+                <w:b/>
+                <w:bCs/>
+              </w:rPr>
+              <w:t>Workload</w:t>
+            </w:r>
+          </w:p>
+        </w:tc>
+        <w:tc>
+          <w:tcPr>
+            <w:tcW w:w="3117" w:type="dxa"/>
+          </w:tcPr>
+          <w:p>
+            <w:pPr>
+              <w:jc w:val="center"/>
+              <w:rPr>
+                <w:b/>
+                <w:bCs/>
+              </w:rPr>
+            </w:pPr>
+            <w:r>
+              <w:rPr>
+                <w:b/>
+                <w:bCs/>
+              </w:rPr>
+              <w:t>W</w:t>
+            </w:r>
+            <w:r>
+              <w:rPr>
+                <w:b/>
+                <w:bCs/>
+              </w:rPr>
+              <w:t>orst-case response</w:t>
+            </w:r>
+          </w:p>
+        </w:tc>
+      </w:tr>
+      <w:tr>
+        <w:tc>
+          <w:tcPr>
+            <w:tcW w:w="3116" w:type="dxa"/>
+          </w:tcPr>
+          <w:p>
+            <w:pPr>
+              <w:jc w:val="center"/>
+            </w:pPr>
+            <w:r>
+              <w:t>Interrupt</w:t>
+            </w:r>
+          </w:p>
+        </w:tc>
+        <w:tc>
+          <w:tcPr>
+            <w:tcW w:w="3117" w:type="dxa"/>
+          </w:tcPr>
+          <w:p>
+            <w:pPr>
+              <w:jc w:val="center"/>
+            </w:pPr>
+            <w:proofErr w:type="gramStart"/>
+            <w:r>
+              <w:t>delay(</w:t>
+            </w:r>
+            <w:proofErr w:type="gramEnd"/>
+            <w:r>
+              <w:t>1)</w:t>
+            </w:r>
+          </w:p>
+        </w:tc>
+        <w:tc>
+          <w:tcPr>
+            <w:tcW w:w="3117" w:type="dxa"/>
+          </w:tcPr>
+          <w:p>
+            <w:pPr>
+              <w:jc w:val="center"/>
+            </w:pPr>
+            <w:r>
+              <w:t>1,050 µs</w:t>
+            </w:r>
+          </w:p>
+        </w:tc>
+      </w:tr>
+      <w:tr>
+        <w:tc>
+          <w:tcPr>
+            <w:tcW w:w="3116" w:type="dxa"/>
+          </w:tcPr>
+          <w:p>
+            <w:pPr>
+              <w:jc w:val="center"/>
+            </w:pPr>
+            <w:r>
+              <w:t>Interrupt</w:t>
+            </w:r>
+          </w:p>
+        </w:tc>
+        <w:tc>
+          <w:tcPr>
+            <w:tcW w:w="3117" w:type="dxa"/>
+          </w:tcPr>
+          <w:p>
+            <w:pPr>
+              <w:jc w:val="center"/>
+            </w:pPr>
+            <w:proofErr w:type="gramStart"/>
+            <w:r>
+              <w:t>delay(</w:t>
+            </w:r>
+            <w:proofErr w:type="gramEnd"/>
+            <w:r>
+              <w:t>10)</w:t>
+            </w:r>
+          </w:p>
+        </w:tc>
+        <w:tc>
+          <w:tcPr>
+            <w:tcW w:w="3117" w:type="dxa"/>
+          </w:tcPr>
+          <w:p>
+            <w:pPr>
+              <w:jc w:val="center"/>
+            </w:pPr>
+            <w:r>
+              <w:t>10,752 µs</w:t>
+            </w:r>
+          </w:p>
+        </w:tc>
+      </w:tr>
+      <w:tr>
+        <w:tc>
+          <w:tcPr>
+            <w:tcW w:w="3116" w:type="dxa"/>
+          </w:tcPr>
+          <w:p>
+            <w:pPr>
+              <w:jc w:val="center"/>
+            </w:pPr>
+            <w:r>
+              <w:t>Interrupt</w:t>
+            </w:r>
+          </w:p>
+        </w:tc>
+        <w:tc>
+          <w:tcPr>
+            <w:tcW w:w="3117" w:type="dxa"/>
+          </w:tcPr>
+          <w:p>
+            <w:pPr>
+              <w:jc w:val="center"/>
+            </w:pPr>
+            <w:proofErr w:type="gramStart"/>
+            <w:r>
+              <w:t>delay(</w:t>
+            </w:r>
+            <w:proofErr w:type="gramEnd"/>
+            <w:r>
+              <w:t>50)</w:t>
+            </w:r>
+          </w:p>
+        </w:tc>
+        <w:tc>
+          <w:tcPr>
+            <w:tcW w:w="3117" w:type="dxa"/>
+          </w:tcPr>
+          <w:p>
+            <w:pPr>
+              <w:jc w:val="center"/>
+            </w:pPr>
+            <w:r>
+              <w:t>50,023 µs</w:t>
+            </w:r>
+          </w:p>
+        </w:tc>
+      </w:tr>
+      <w:tr>
+        <w:tc>
+          <w:tcPr>
+            <w:tcW w:w="3116" w:type="dxa"/>
+          </w:tcPr>
+          <w:p>
+            <w:pPr>
+              <w:jc w:val="center"/>
+            </w:pPr>
+            <w:r>
+              <w:t>Polling</w:t>
+            </w:r>
+          </w:p>
+        </w:tc>
+        <w:tc>
+          <w:tcPr>
+            <w:tcW w:w="3117" w:type="dxa"/>
+          </w:tcPr>
+          <w:p>
+            <w:pPr>
+              <w:jc w:val="center"/>
+            </w:pPr>
+            <w:proofErr w:type="gramStart"/>
+            <w:r>
+              <w:t>delay(</w:t>
+            </w:r>
+            <w:proofErr w:type="gramEnd"/>
+            <w:r>
+              <w:t>1)</w:t>
+            </w:r>
+          </w:p>
+        </w:tc>
+        <w:tc>
+          <w:tcPr>
+            <w:tcW w:w="3117" w:type="dxa"/>
+          </w:tcPr>
+          <w:p>
+            <w:pPr>
+              <w:jc w:val="center"/>
+            </w:pPr>
+            <w:r>
+              <w:t>19 µs</w:t>
+            </w:r>
+          </w:p>
+        </w:tc>
+      </w:tr>
+      <w:tr>
+        <w:tc>
+          <w:tcPr>
+            <w:tcW w:w="3116" w:type="dxa"/>
+          </w:tcPr>
+          <w:p>
+            <w:pPr>
+              <w:jc w:val="center"/>
+            </w:pPr>
+            <w:r>
+              <w:t>Polling</w:t>
+            </w:r>
+          </w:p>
+        </w:tc>
+        <w:tc>
+          <w:tcPr>
+            <w:tcW w:w="3117" w:type="dxa"/>
+          </w:tcPr>
+          <w:p>
+            <w:pPr>
+              <w:jc w:val="center"/>
+            </w:pPr>
+            <w:proofErr w:type="gramStart"/>
+            <w:r>
+              <w:t>delay(</w:t>
+            </w:r>
+            <w:proofErr w:type="gramEnd"/>
+            <w:r>
+              <w:t>10)</w:t>
+            </w:r>
+          </w:p>
+        </w:tc>
+        <w:tc>
+          <w:tcPr>
+            <w:tcW w:w="3117" w:type="dxa"/>
+          </w:tcPr>
+          <w:p>
+            <w:pPr>
+              <w:jc w:val="center"/>
+            </w:pPr>
+            <w:r>
+              <w:t>27 µs</w:t>
+            </w:r>
+          </w:p>
+        </w:tc>
+      </w:tr>
+      <w:tr>
+        <w:tc>
+          <w:tcPr>
+            <w:tcW w:w="3116" w:type="dxa"/>
+          </w:tcPr>
+          <w:p>
+            <w:pPr>
+              <w:jc w:val="center"/>
+            </w:pPr>
+            <w:r>
+              <w:t>Polling</w:t>
+            </w:r>
+          </w:p>
+        </w:tc>
+        <w:tc>
+          <w:tcPr>
+            <w:tcW w:w="3117" w:type="dxa"/>
+          </w:tcPr>
+          <w:p>
+            <w:pPr>
+              <w:jc w:val="center"/>
+            </w:pPr>
+            <w:proofErr w:type="gramStart"/>
+            <w:r>
+              <w:t>delay(</w:t>
+            </w:r>
+            <w:proofErr w:type="gramEnd"/>
+            <w:r>
+              <w:t>50)</w:t>
+            </w:r>
+          </w:p>
+        </w:tc>
+        <w:tc>
+          <w:tcPr>
+            <w:tcW w:w="3117" w:type="dxa"/>
+          </w:tcPr>
+          <w:p>
+            <w:pPr>
+              <w:jc w:val="center"/>
+            </w:pPr>
+            <w:r>
+              <w:t>8 µs</w:t>
+            </w:r>
+          </w:p>
+        </w:tc>
+      </w:tr>
+    </w:tbl>
+    <w:p/>
+    <w:p>
+      <w:pPr>
+        <w:pStyle w:val="Heading3"/>
         <w:rPr>
           <w:i/>
           <w:iCs/>
         </w:rPr>
-        <w:t>C</w:t>
+      </w:pPr>
+      <w:bookmarkStart w:id="5" w:name="part-x.y-name"/>
+      <w:r>
+        <w:lastRenderedPageBreak/>
+        <w:t>3.</w:t>
+      </w:r>
+      <w:r>
+        <w:t>1</w:t>
+      </w:r>
+      <w:r>
+        <w:t xml:space="preserve"> Part </w:t>
+      </w:r>
+      <w:r>
+        <w:rPr>
+          <w:i/>
+          <w:iCs/>
+        </w:rPr>
+        <w:t>A.1</w:t>
+      </w:r>
+      <w:r>
+        <w:rPr>
+          <w:i/>
+          <w:iCs/>
+        </w:rPr>
+        <w:t xml:space="preserve"> — </w:t>
+      </w:r>
+      <w:r>
+        <w:rPr>
+          <w:i/>
+          <w:iCs/>
+        </w:rPr>
+        <w:t>Blink </w:t>
       </w:r>
     </w:p>
     <w:p>
+      <w:r>
+        <w:rPr>
+          <w:noProof/>
+        </w:rPr>
+        <w:drawing>
+          <wp:inline distT="0" distB="0" distL="0" distR="0" wp14:anchorId="7CD93B8E" wp14:editId="34CE9ED0">
+            <wp:extent cx="3000794" cy="1247949"/>
+            <wp:effectExtent l="0" t="0" r="9525" b="9525"/>
+            <wp:docPr id="1240420524" name="Picture 1"/>
+            <wp:cNvGraphicFramePr>
+              <a:graphicFrameLocks xmlns:a="http://schemas.openxmlformats.org/drawingml/2006/main" noChangeAspect="1"/>
+            </wp:cNvGraphicFramePr>
+            <a:graphic xmlns:a="http://schemas.openxmlformats.org/drawingml/2006/main">
+              <a:graphicData uri="http://schemas.openxmlformats.org/drawingml/2006/picture">
+                <pic:pic xmlns:pic="http://schemas.openxmlformats.org/drawingml/2006/picture">
+                  <pic:nvPicPr>
+                    <pic:cNvPr id="1240420524" name=""/>
+                    <pic:cNvPicPr/>
+                  </pic:nvPicPr>
+                  <pic:blipFill>
+                    <a:blip r:embed="rId9"/>
+                    <a:stretch>
+                      <a:fillRect/>
+                    </a:stretch>
+                  </pic:blipFill>
+                  <pic:spPr>
+                    <a:xfrm>
+                      <a:off x="0" y="0"/>
+                      <a:ext cx="3000794" cy="1247949"/>
+                    </a:xfrm>
+                    <a:prstGeom prst="rect">
+                      <a:avLst/>
+                    </a:prstGeom>
+                  </pic:spPr>
+                </pic:pic>
+              </a:graphicData>
+            </a:graphic>
+          </wp:inline>
+        </w:drawing>
+      </w:r>
+    </w:p>
+    <w:p>
       <w:pPr>
         <w:pStyle w:val="Heading3"/>
-      </w:pPr>
-      <w:bookmarkStart w:id="6" w:name="part-x.y-name"/>
-      <w:r>
-        <w:t xml:space="preserve">3.1 </w:t>
-      </w:r>
-      <w:commentRangeStart w:id="7"/>
-      <w:r>
-        <w:t xml:space="preserve">Part </w:t>
-      </w:r>
-      <w:r>
         <w:rPr>
           <w:i/>
           <w:iCs/>
         </w:rPr>
-        <w:t>X.Y — name</w:t>
-      </w:r>
-      <w:commentRangeEnd w:id="7"/>
-      <w:r>
-        <w:rPr>
-          <w:rStyle w:val="CommentReference"/>
-          <w:sz w:val="28"/>
-          <w:szCs w:val="28"/>
-        </w:rPr>
-        <w:commentReference w:id="7"/>
+      </w:pPr>
+      <w:r>
+        <w:t>3.</w:t>
+      </w:r>
+      <w:r>
+        <w:t>2</w:t>
+      </w:r>
+      <w:r>
+        <w:t xml:space="preserve"> Part </w:t>
+      </w:r>
+      <w:r>
+        <w:rPr>
+          <w:i/>
+          <w:iCs/>
+        </w:rPr>
+        <w:t>A.</w:t>
+      </w:r>
+      <w:r>
+        <w:rPr>
+          <w:i/>
+          <w:iCs/>
+        </w:rPr>
+        <w:t>2</w:t>
+      </w:r>
+      <w:r>
+        <w:rPr>
+          <w:i/>
+          <w:iCs/>
+        </w:rPr>
+        <w:t xml:space="preserve"> </w:t>
+      </w:r>
+      <w:proofErr w:type="gramStart"/>
+      <w:r>
+        <w:rPr>
+          <w:i/>
+          <w:iCs/>
+        </w:rPr>
+        <w:t xml:space="preserve">— </w:t>
+      </w:r>
+      <w:r>
+        <w:rPr>
+          <w:i/>
+          <w:iCs/>
+        </w:rPr>
+        <w:t> Blink</w:t>
+      </w:r>
+      <w:proofErr w:type="gramEnd"/>
+      <w:r>
+        <w:rPr>
+          <w:i/>
+          <w:iCs/>
+        </w:rPr>
+        <w:t xml:space="preserve"> + Serial logging </w:t>
       </w:r>
     </w:p>
     <w:p>
       <w:r>
         <w:rPr>
+          <w:noProof/>
+        </w:rPr>
+        <w:drawing>
+          <wp:inline distT="0" distB="0" distL="0" distR="0" wp14:anchorId="0897263D" wp14:editId="29A2A2A4">
+            <wp:extent cx="4667901" cy="1543265"/>
+            <wp:effectExtent l="0" t="0" r="0" b="0"/>
+            <wp:docPr id="1153416563" name="Picture 1"/>
+            <wp:cNvGraphicFramePr>
+              <a:graphicFrameLocks xmlns:a="http://schemas.openxmlformats.org/drawingml/2006/main" noChangeAspect="1"/>
+            </wp:cNvGraphicFramePr>
+            <a:graphic xmlns:a="http://schemas.openxmlformats.org/drawingml/2006/main">
+              <a:graphicData uri="http://schemas.openxmlformats.org/drawingml/2006/picture">
+                <pic:pic xmlns:pic="http://schemas.openxmlformats.org/drawingml/2006/picture">
+                  <pic:nvPicPr>
+                    <pic:cNvPr id="1153416563" name=""/>
+                    <pic:cNvPicPr/>
+                  </pic:nvPicPr>
+                  <pic:blipFill>
+                    <a:blip r:embed="rId10"/>
+                    <a:stretch>
+                      <a:fillRect/>
+                    </a:stretch>
+                  </pic:blipFill>
+                  <pic:spPr>
+                    <a:xfrm>
+                      <a:off x="0" y="0"/>
+                      <a:ext cx="4667901" cy="1543265"/>
+                    </a:xfrm>
+                    <a:prstGeom prst="rect">
+                      <a:avLst/>
+                    </a:prstGeom>
+                  </pic:spPr>
+                </pic:pic>
+              </a:graphicData>
+            </a:graphic>
+          </wp:inline>
+        </w:drawing>
+      </w:r>
+    </w:p>
+    <w:p>
+      <w:pPr>
+        <w:pStyle w:val="Heading3"/>
+        <w:rPr>
+          <w:i/>
+          <w:iCs/>
+        </w:rPr>
+      </w:pPr>
+      <w:r>
+        <w:t>3.</w:t>
+      </w:r>
+      <w:r>
+        <w:t>3</w:t>
+      </w:r>
+      <w:r>
+        <w:t xml:space="preserve"> Part </w:t>
+      </w:r>
+      <w:r>
+        <w:rPr>
+          <w:i/>
+          <w:iCs/>
+        </w:rPr>
+        <w:t>A.</w:t>
+      </w:r>
+      <w:r>
+        <w:rPr>
+          <w:i/>
+          <w:iCs/>
+        </w:rPr>
+        <w:t>3</w:t>
+      </w:r>
+      <w:r>
+        <w:rPr>
+          <w:i/>
+          <w:iCs/>
+        </w:rPr>
+        <w:t xml:space="preserve"> — </w:t>
+      </w:r>
+      <w:r>
+        <w:rPr>
+          <w:i/>
+          <w:iCs/>
+        </w:rPr>
+        <w:t>Polling-based debounced button</w:t>
+      </w:r>
+    </w:p>
+    <w:p>
+      <w:r>
+        <w:rPr>
+          <w:noProof/>
+        </w:rPr>
+        <w:drawing>
+          <wp:inline distT="0" distB="0" distL="0" distR="0" wp14:anchorId="1B0A1111" wp14:editId="6C3D73D8">
+            <wp:extent cx="5172797" cy="2381582"/>
+            <wp:effectExtent l="0" t="0" r="8890" b="0"/>
+            <wp:docPr id="431622022" name="Picture 1"/>
+            <wp:cNvGraphicFramePr>
+              <a:graphicFrameLocks xmlns:a="http://schemas.openxmlformats.org/drawingml/2006/main" noChangeAspect="1"/>
+            </wp:cNvGraphicFramePr>
+            <a:graphic xmlns:a="http://schemas.openxmlformats.org/drawingml/2006/main">
+              <a:graphicData uri="http://schemas.openxmlformats.org/drawingml/2006/picture">
+                <pic:pic xmlns:pic="http://schemas.openxmlformats.org/drawingml/2006/picture">
+                  <pic:nvPicPr>
+                    <pic:cNvPr id="431622022" name=""/>
+                    <pic:cNvPicPr/>
+                  </pic:nvPicPr>
+                  <pic:blipFill>
+                    <a:blip r:embed="rId11"/>
+                    <a:stretch>
+                      <a:fillRect/>
+                    </a:stretch>
+                  </pic:blipFill>
+                  <pic:spPr>
+                    <a:xfrm>
+                      <a:off x="0" y="0"/>
+                      <a:ext cx="5172797" cy="2381582"/>
+                    </a:xfrm>
+                    <a:prstGeom prst="rect">
+                      <a:avLst/>
+                    </a:prstGeom>
+                  </pic:spPr>
+                </pic:pic>
+              </a:graphicData>
+            </a:graphic>
+          </wp:inline>
+        </w:drawing>
+      </w:r>
+    </w:p>
+    <w:p>
+      <w:pPr>
+        <w:pStyle w:val="Heading3"/>
+        <w:rPr>
+          <w:i/>
+          <w:iCs/>
+        </w:rPr>
+      </w:pPr>
+      <w:r>
+        <w:lastRenderedPageBreak/>
+        <w:t>3.</w:t>
+      </w:r>
+      <w:r>
+        <w:t>4</w:t>
+      </w:r>
+      <w:r>
+        <w:t xml:space="preserve"> Part </w:t>
+      </w:r>
+      <w:r>
+        <w:rPr>
+          <w:i/>
+          <w:iCs/>
+        </w:rPr>
+        <w:t>A.</w:t>
+      </w:r>
+      <w:r>
+        <w:rPr>
+          <w:i/>
+          <w:iCs/>
+        </w:rPr>
+        <w:t>4</w:t>
+      </w:r>
+      <w:r>
+        <w:rPr>
+          <w:i/>
+          <w:iCs/>
+        </w:rPr>
+        <w:t xml:space="preserve"> — </w:t>
+      </w:r>
+      <w:r>
+        <w:rPr>
+          <w:i/>
+          <w:iCs/>
+        </w:rPr>
+        <w:t>Interrupt-based debounced button</w:t>
+      </w:r>
+    </w:p>
+    <w:p>
+      <w:r>
+        <w:rPr>
+          <w:noProof/>
+        </w:rPr>
+        <w:drawing>
+          <wp:inline distT="0" distB="0" distL="0" distR="0" wp14:anchorId="34F6D2D7" wp14:editId="7C035EA3">
+            <wp:extent cx="5229955" cy="1590897"/>
+            <wp:effectExtent l="0" t="0" r="8890" b="9525"/>
+            <wp:docPr id="1905483826" name="Picture 1"/>
+            <wp:cNvGraphicFramePr>
+              <a:graphicFrameLocks xmlns:a="http://schemas.openxmlformats.org/drawingml/2006/main" noChangeAspect="1"/>
+            </wp:cNvGraphicFramePr>
+            <a:graphic xmlns:a="http://schemas.openxmlformats.org/drawingml/2006/main">
+              <a:graphicData uri="http://schemas.openxmlformats.org/drawingml/2006/picture">
+                <pic:pic xmlns:pic="http://schemas.openxmlformats.org/drawingml/2006/picture">
+                  <pic:nvPicPr>
+                    <pic:cNvPr id="1905483826" name=""/>
+                    <pic:cNvPicPr/>
+                  </pic:nvPicPr>
+                  <pic:blipFill>
+                    <a:blip r:embed="rId12"/>
+                    <a:stretch>
+                      <a:fillRect/>
+                    </a:stretch>
+                  </pic:blipFill>
+                  <pic:spPr>
+                    <a:xfrm>
+                      <a:off x="0" y="0"/>
+                      <a:ext cx="5229955" cy="1590897"/>
+                    </a:xfrm>
+                    <a:prstGeom prst="rect">
+                      <a:avLst/>
+                    </a:prstGeom>
+                  </pic:spPr>
+                </pic:pic>
+              </a:graphicData>
+            </a:graphic>
+          </wp:inline>
+        </w:drawing>
+      </w:r>
+      <w:r>
+        <w:rPr>
+          <w:noProof/>
+        </w:rPr>
+        <w:t xml:space="preserve"> </w:t>
+      </w:r>
+      <w:r>
+        <w:rPr>
+          <w:noProof/>
+        </w:rPr>
+        <w:drawing>
+          <wp:inline distT="0" distB="0" distL="0" distR="0" wp14:anchorId="2CEBBC0B" wp14:editId="6A99B3DB">
+            <wp:extent cx="4296375" cy="1009791"/>
+            <wp:effectExtent l="0" t="0" r="9525" b="0"/>
+            <wp:docPr id="160378236" name="Picture 1"/>
+            <wp:cNvGraphicFramePr>
+              <a:graphicFrameLocks xmlns:a="http://schemas.openxmlformats.org/drawingml/2006/main" noChangeAspect="1"/>
+            </wp:cNvGraphicFramePr>
+            <a:graphic xmlns:a="http://schemas.openxmlformats.org/drawingml/2006/main">
+              <a:graphicData uri="http://schemas.openxmlformats.org/drawingml/2006/picture">
+                <pic:pic xmlns:pic="http://schemas.openxmlformats.org/drawingml/2006/picture">
+                  <pic:nvPicPr>
+                    <pic:cNvPr id="160378236" name=""/>
+                    <pic:cNvPicPr/>
+                  </pic:nvPicPr>
+                  <pic:blipFill>
+                    <a:blip r:embed="rId13"/>
+                    <a:stretch>
+                      <a:fillRect/>
+                    </a:stretch>
+                  </pic:blipFill>
+                  <pic:spPr>
+                    <a:xfrm>
+                      <a:off x="0" y="0"/>
+                      <a:ext cx="4296375" cy="1009791"/>
+                    </a:xfrm>
+                    <a:prstGeom prst="rect">
+                      <a:avLst/>
+                    </a:prstGeom>
+                  </pic:spPr>
+                </pic:pic>
+              </a:graphicData>
+            </a:graphic>
+          </wp:inline>
+        </w:drawing>
+      </w:r>
+    </w:p>
+    <w:p>
+      <w:pPr>
+        <w:pStyle w:val="Heading3"/>
+        <w:rPr>
+          <w:i/>
+          <w:iCs/>
+        </w:rPr>
+      </w:pPr>
+      <w:r>
+        <w:t>3.</w:t>
+      </w:r>
+      <w:r>
+        <w:t>6</w:t>
+      </w:r>
+      <w:r>
+        <w:t xml:space="preserve"> Part </w:t>
+      </w:r>
+      <w:r>
+        <w:rPr>
+          <w:i/>
+          <w:iCs/>
+        </w:rPr>
+        <w:t xml:space="preserve">B.1 — Annotate </w:t>
+      </w:r>
+      <w:proofErr w:type="spellStart"/>
+      <w:r>
+        <w:rPr>
+          <w:i/>
+          <w:iCs/>
+        </w:rPr>
+        <w:t>hello_world.ino</w:t>
+      </w:r>
+      <w:proofErr w:type="spellEnd"/>
+    </w:p>
+    <w:p>
+      <w:r>
+        <w:rPr>
+          <w:noProof/>
+        </w:rPr>
+        <w:drawing>
+          <wp:inline distT="0" distB="0" distL="0" distR="0" wp14:anchorId="0A4FACF9" wp14:editId="116C8D16">
+            <wp:extent cx="5943600" cy="574675"/>
+            <wp:effectExtent l="0" t="0" r="0" b="0"/>
+            <wp:docPr id="7332001" name="Picture 1"/>
+            <wp:cNvGraphicFramePr>
+              <a:graphicFrameLocks xmlns:a="http://schemas.openxmlformats.org/drawingml/2006/main" noChangeAspect="1"/>
+            </wp:cNvGraphicFramePr>
+            <a:graphic xmlns:a="http://schemas.openxmlformats.org/drawingml/2006/main">
+              <a:graphicData uri="http://schemas.openxmlformats.org/drawingml/2006/picture">
+                <pic:pic xmlns:pic="http://schemas.openxmlformats.org/drawingml/2006/picture">
+                  <pic:nvPicPr>
+                    <pic:cNvPr id="7332001" name=""/>
+                    <pic:cNvPicPr/>
+                  </pic:nvPicPr>
+                  <pic:blipFill>
+                    <a:blip r:embed="rId14"/>
+                    <a:stretch>
+                      <a:fillRect/>
+                    </a:stretch>
+                  </pic:blipFill>
+                  <pic:spPr>
+                    <a:xfrm>
+                      <a:off x="0" y="0"/>
+                      <a:ext cx="5943600" cy="574675"/>
+                    </a:xfrm>
+                    <a:prstGeom prst="rect">
+                      <a:avLst/>
+                    </a:prstGeom>
+                  </pic:spPr>
+                </pic:pic>
+              </a:graphicData>
+            </a:graphic>
+          </wp:inline>
+        </w:drawing>
+      </w:r>
+    </w:p>
+    <w:p>
+      <w:pPr>
+        <w:pStyle w:val="Heading3"/>
+        <w:rPr>
+          <w:i/>
+          <w:iCs/>
+        </w:rPr>
+      </w:pPr>
+      <w:r>
+        <w:t>3.</w:t>
+      </w:r>
+      <w:r>
+        <w:t>7</w:t>
+      </w:r>
+      <w:r>
+        <w:t xml:space="preserve"> Part </w:t>
+      </w:r>
+      <w:r>
+        <w:rPr>
+          <w:i/>
+          <w:iCs/>
+        </w:rPr>
+        <w:t xml:space="preserve">B.2 — Compile &amp; verify </w:t>
+      </w:r>
+      <w:proofErr w:type="spellStart"/>
+      <w:r>
+        <w:rPr>
+          <w:i/>
+          <w:iCs/>
+        </w:rPr>
+        <w:t>hello_world</w:t>
+      </w:r>
+      <w:proofErr w:type="spellEnd"/>
+    </w:p>
+    <w:p/>
+    <w:p>
+      <w:pPr>
+        <w:pStyle w:val="Heading3"/>
+        <w:rPr>
+          <w:i/>
+          <w:iCs/>
+        </w:rPr>
+      </w:pPr>
+      <w:r>
+        <w:t>3.</w:t>
+      </w:r>
+      <w:r>
+        <w:t>8</w:t>
+      </w:r>
+      <w:r>
+        <w:t xml:space="preserve"> Part </w:t>
+      </w:r>
+      <w:r>
+        <w:rPr>
+          <w:i/>
+          <w:iCs/>
+        </w:rPr>
+        <w:t>B.3 — Instrument for inference latency</w:t>
+      </w:r>
+    </w:p>
+    <w:p>
+      <w:r>
+        <w:rPr>
+          <w:noProof/>
+        </w:rPr>
+        <w:drawing>
+          <wp:inline distT="0" distB="0" distL="0" distR="0" wp14:anchorId="1A9C9243" wp14:editId="03A3D408">
+            <wp:extent cx="5306165" cy="1486107"/>
+            <wp:effectExtent l="0" t="0" r="8890" b="0"/>
+            <wp:docPr id="955162143" name="Picture 1"/>
+            <wp:cNvGraphicFramePr>
+              <a:graphicFrameLocks xmlns:a="http://schemas.openxmlformats.org/drawingml/2006/main" noChangeAspect="1"/>
+            </wp:cNvGraphicFramePr>
+            <a:graphic xmlns:a="http://schemas.openxmlformats.org/drawingml/2006/main">
+              <a:graphicData uri="http://schemas.openxmlformats.org/drawingml/2006/picture">
+                <pic:pic xmlns:pic="http://schemas.openxmlformats.org/drawingml/2006/picture">
+                  <pic:nvPicPr>
+                    <pic:cNvPr id="955162143" name=""/>
+                    <pic:cNvPicPr/>
+                  </pic:nvPicPr>
+                  <pic:blipFill>
+                    <a:blip r:embed="rId15"/>
+                    <a:stretch>
+                      <a:fillRect/>
+                    </a:stretch>
+                  </pic:blipFill>
+                  <pic:spPr>
+                    <a:xfrm>
+                      <a:off x="0" y="0"/>
+                      <a:ext cx="5306165" cy="1486107"/>
+                    </a:xfrm>
+                    <a:prstGeom prst="rect">
+                      <a:avLst/>
+                    </a:prstGeom>
+                  </pic:spPr>
+                </pic:pic>
+              </a:graphicData>
+            </a:graphic>
+          </wp:inline>
+        </w:drawing>
+      </w:r>
+    </w:p>
+    <w:p>
+      <w:r>
+        <w:rPr>
+          <w:noProof/>
+        </w:rPr>
+        <w:lastRenderedPageBreak/>
+        <w:drawing>
+          <wp:inline distT="0" distB="0" distL="0" distR="0" wp14:anchorId="6D37C0CF" wp14:editId="0EECACC1">
+            <wp:extent cx="5715798" cy="5992061"/>
+            <wp:effectExtent l="0" t="0" r="0" b="8890"/>
+            <wp:docPr id="1862272144" name="Picture 1"/>
+            <wp:cNvGraphicFramePr>
+              <a:graphicFrameLocks xmlns:a="http://schemas.openxmlformats.org/drawingml/2006/main" noChangeAspect="1"/>
+            </wp:cNvGraphicFramePr>
+            <a:graphic xmlns:a="http://schemas.openxmlformats.org/drawingml/2006/main">
+              <a:graphicData uri="http://schemas.openxmlformats.org/drawingml/2006/picture">
+                <pic:pic xmlns:pic="http://schemas.openxmlformats.org/drawingml/2006/picture">
+                  <pic:nvPicPr>
+                    <pic:cNvPr id="1862272144" name=""/>
+                    <pic:cNvPicPr/>
+                  </pic:nvPicPr>
+                  <pic:blipFill>
+                    <a:blip r:embed="rId16"/>
+                    <a:stretch>
+                      <a:fillRect/>
+                    </a:stretch>
+                  </pic:blipFill>
+                  <pic:spPr>
+                    <a:xfrm>
+                      <a:off x="0" y="0"/>
+                      <a:ext cx="5715798" cy="5992061"/>
+                    </a:xfrm>
+                    <a:prstGeom prst="rect">
+                      <a:avLst/>
+                    </a:prstGeom>
+                  </pic:spPr>
+                </pic:pic>
+              </a:graphicData>
+            </a:graphic>
+          </wp:inline>
+        </w:drawing>
+      </w:r>
+    </w:p>
+    <w:p/>
+    <w:p>
+      <w:pPr>
+        <w:pStyle w:val="Heading3"/>
+        <w:rPr>
+          <w:i/>
+          <w:iCs/>
+        </w:rPr>
+      </w:pPr>
+      <w:r>
+        <w:lastRenderedPageBreak/>
+        <w:t>3.</w:t>
+      </w:r>
+      <w:r>
+        <w:t>9</w:t>
+      </w:r>
+      <w:r>
+        <w:t xml:space="preserve"> Part </w:t>
+      </w:r>
+      <w:r>
+        <w:rPr>
+          <w:i/>
+          <w:iCs/>
+        </w:rPr>
+        <w:t>B.4 — Reflection paragraphs</w:t>
+      </w:r>
+    </w:p>
+    <w:p>
+      <w:pPr>
+        <w:pStyle w:val="Heading3"/>
+        <w:rPr>
+          <w:i/>
+          <w:iCs/>
+        </w:rPr>
+      </w:pPr>
+      <w:r>
+        <w:t>3.</w:t>
+      </w:r>
+      <w:r>
+        <w:t>10</w:t>
+      </w:r>
+      <w:r>
+        <w:t xml:space="preserve"> Part </w:t>
+      </w:r>
+      <w:r>
+        <w:rPr>
+          <w:i/>
+          <w:iCs/>
+        </w:rPr>
+        <w:t>C</w:t>
+      </w:r>
+      <w:r>
+        <w:rPr>
+          <w:i/>
+          <w:iCs/>
+        </w:rPr>
+        <w:t>.1</w:t>
+      </w:r>
+      <w:r>
+        <w:rPr>
+          <w:i/>
+          <w:iCs/>
+        </w:rPr>
+        <w:t xml:space="preserve"> — Polling vs. interrupt latency characterization</w:t>
+      </w:r>
+    </w:p>
+    <w:p>
+      <w:r>
+        <w:rPr>
+          <w:noProof/>
+        </w:rPr>
+        <w:drawing>
+          <wp:inline distT="0" distB="0" distL="0" distR="0" wp14:anchorId="154AF9A8" wp14:editId="6538D64A">
+            <wp:extent cx="5943600" cy="3058160"/>
+            <wp:effectExtent l="0" t="0" r="0" b="8890"/>
+            <wp:docPr id="967306377" name="Picture 1"/>
+            <wp:cNvGraphicFramePr>
+              <a:graphicFrameLocks xmlns:a="http://schemas.openxmlformats.org/drawingml/2006/main" noChangeAspect="1"/>
+            </wp:cNvGraphicFramePr>
+            <a:graphic xmlns:a="http://schemas.openxmlformats.org/drawingml/2006/main">
+              <a:graphicData uri="http://schemas.openxmlformats.org/drawingml/2006/picture">
+                <pic:pic xmlns:pic="http://schemas.openxmlformats.org/drawingml/2006/picture">
+                  <pic:nvPicPr>
+                    <pic:cNvPr id="967306377" name=""/>
+                    <pic:cNvPicPr/>
+                  </pic:nvPicPr>
+                  <pic:blipFill>
+                    <a:blip r:embed="rId17"/>
+                    <a:stretch>
+                      <a:fillRect/>
+                    </a:stretch>
+                  </pic:blipFill>
+                  <pic:spPr>
+                    <a:xfrm>
+                      <a:off x="0" y="0"/>
+                      <a:ext cx="5943600" cy="3058160"/>
+                    </a:xfrm>
+                    <a:prstGeom prst="rect">
+                      <a:avLst/>
+                    </a:prstGeom>
+                  </pic:spPr>
+                </pic:pic>
+              </a:graphicData>
+            </a:graphic>
+          </wp:inline>
+        </w:drawing>
+      </w:r>
+    </w:p>
+    <w:p>
+      <w:pPr>
+        <w:pStyle w:val="Heading2"/>
+      </w:pPr>
+      <w:bookmarkStart w:id="6" w:name="analysis"/>
+      <w:bookmarkEnd w:id="4"/>
+      <w:bookmarkEnd w:id="5"/>
+      <w:r>
+        <w:t>4. Analysis</w:t>
+      </w:r>
+    </w:p>
+    <w:p>
+      <w:r>
+        <w:rPr>
           <w:b/>
           <w:bCs/>
         </w:rPr>
-        <w:t>W</w:t>
+        <w:t xml:space="preserve">Requirement </w:t>
+      </w:r>
+      <w:r>
+        <w:rPr>
+          <w:b/>
+          <w:bCs/>
+        </w:rPr>
+        <w:t>8</w:t>
+      </w:r>
+      <w:r>
+        <w:rPr>
+          <w:b/>
+          <w:bCs/>
+        </w:rPr>
+        <w:t>:</w:t>
+      </w:r>
+      <w:r>
+        <w:t xml:space="preserve"> </w:t>
       </w:r>
     </w:p>
     <w:p>
-      <w:pPr>
-        <w:pStyle w:val="Heading2"/>
-      </w:pPr>
-      <w:bookmarkStart w:id="8" w:name="analysis"/>
-      <w:bookmarkEnd w:id="4"/>
-      <w:bookmarkEnd w:id="6"/>
-      <w:r>
-        <w:t xml:space="preserve">4. </w:t>
-      </w:r>
-      <w:commentRangeStart w:id="9"/>
-      <w:r>
-        <w:t>Analysis</w:t>
-      </w:r>
-      <w:commentRangeEnd w:id="9"/>
-      <w:r>
-        <w:rPr>
-          <w:rStyle w:val="CommentReference"/>
-          <w:sz w:val="32"/>
-          <w:szCs w:val="32"/>
-        </w:rPr>
-        <w:commentReference w:id="9"/>
+      <w:r>
+        <w:t xml:space="preserve">A) </w:t>
+      </w:r>
+      <w:r>
+        <w:t xml:space="preserve">When measured against the </w:t>
+      </w:r>
+      <w:r>
+        <w:t>Nano 33 BLE Sense's actual hardware limits — 1 MB (1,048,576 B) flash and 256 KB (262,144 B) SRAM</w:t>
+      </w:r>
+      <w:r>
+        <w:t xml:space="preserve">, </w:t>
+      </w:r>
+      <w:r>
+        <w:t>~33% of flash and ~21% of RAM.</w:t>
+      </w:r>
+      <w:r>
+        <w:t xml:space="preserve"> </w:t>
+      </w:r>
+      <w:r>
+        <w:t>T</w:t>
+      </w:r>
+      <w:r>
+        <w:t>he actual sine-wave model (</w:t>
+      </w:r>
+      <w:proofErr w:type="spellStart"/>
+      <w:r>
+        <w:t>g_model</w:t>
+      </w:r>
+      <w:proofErr w:type="spellEnd"/>
+      <w:r>
+        <w:t> byte array) is only on the order of a couple KB</w:t>
+      </w:r>
+      <w:r>
+        <w:t>. T</w:t>
+      </w:r>
+      <w:r>
+        <w:t xml:space="preserve">he bulk of the 347 KB is the TFLM interpreter, op resolver, and </w:t>
+      </w:r>
+      <w:proofErr w:type="spellStart"/>
+      <w:r>
+        <w:t>Mbed</w:t>
+      </w:r>
+      <w:proofErr w:type="spellEnd"/>
+      <w:r>
+        <w:t xml:space="preserve"> OS core, not the model itself</w:t>
+      </w:r>
+      <w:r>
+        <w:t xml:space="preserve">. </w:t>
+      </w:r>
+      <w:r>
+        <w:t>A</w:t>
+      </w:r>
+      <w:r>
+        <w:t xml:space="preserve"> </w:t>
+      </w:r>
+      <w:r>
+        <w:t>10× larger model (~20–30 KB): trivial — easily absorbed by the ~635 KB of flash headroom remaining.</w:t>
+      </w:r>
+      <w:r>
+        <w:t xml:space="preserve"> </w:t>
+      </w:r>
+      <w:r>
+        <w:t xml:space="preserve">50×–100× </w:t>
+      </w:r>
+      <w:r>
+        <w:t xml:space="preserve">(~125–250 KB) </w:t>
+      </w:r>
+      <w:r>
+        <w:t>larger model</w:t>
+      </w:r>
+      <w:r>
+        <w:t xml:space="preserve"> </w:t>
+      </w:r>
+      <w:r>
+        <w:t>might</w:t>
+      </w:r>
+      <w:r>
+        <w:t xml:space="preserve"> fit, but </w:t>
+      </w:r>
+      <w:r>
+        <w:t xml:space="preserve">RAM becomes a constraint first. TFLM needs to hold more tensors for every </w:t>
+      </w:r>
+      <w:proofErr w:type="gramStart"/>
+      <w:r>
+        <w:t>layers</w:t>
+      </w:r>
+      <w:proofErr w:type="gramEnd"/>
+      <w:r>
+        <w:t xml:space="preserve"> weights and </w:t>
+      </w:r>
+      <w:r>
+        <w:t>activations</w:t>
+      </w:r>
+      <w:r>
+        <w:t xml:space="preserve"> at once. As that scales with the model (an image for example), it might blow past the 208KB SRAM making that the real constraint. </w:t>
+      </w:r>
+      <w:r>
+        <w:br/>
+        <w:t xml:space="preserve">B) </w:t>
+      </w:r>
+      <w:r>
+        <w:t>A regression example is a</w:t>
+      </w:r>
+      <w:r>
+        <w:t>n accelerometer-driven model maps a window of raw vibration samples</w:t>
+      </w:r>
+      <w:r>
+        <w:t xml:space="preserve"> which is a continuous output. </w:t>
+      </w:r>
+      <w:r>
+        <w:t xml:space="preserve">A </w:t>
+      </w:r>
+      <w:r>
+        <w:t>c</w:t>
+      </w:r>
+      <w:r>
+        <w:t>lassification example</w:t>
+      </w:r>
+      <w:r>
+        <w:t xml:space="preserve"> is</w:t>
+      </w:r>
+      <w:r>
+        <w:t xml:space="preserve"> a</w:t>
+      </w:r>
+      <w:r>
+        <w:t xml:space="preserve"> </w:t>
+      </w:r>
+      <w:r>
+        <w:t>wake-word detection</w:t>
+      </w:r>
+      <w:r>
+        <w:t xml:space="preserve"> system, as it maps </w:t>
+      </w:r>
+      <w:r>
+        <w:t xml:space="preserve">short audio snippets which are </w:t>
+      </w:r>
+      <w:r>
+        <w:t>one of a small, fixed set of discrete labels</w:t>
+      </w:r>
+      <w:r>
+        <w:t xml:space="preserve">. </w:t>
       </w:r>
     </w:p>
     <w:p>
-      <w:r>
-        <w:rPr>
-          <w:i/>
-          <w:iCs/>
-        </w:rPr>
-        <w:t>C</w:t>
+      <w:pPr>
+        <w:rPr>
+          <w:b/>
+          <w:bCs/>
+        </w:rPr>
+      </w:pPr>
+      <w:r>
+        <w:rPr>
+          <w:b/>
+          <w:bCs/>
+        </w:rPr>
+        <w:t>Requirement 9.</w:t>
+      </w:r>
+    </w:p>
+    <w:p/>
+    <w:p>
+      <w:r>
+        <w:lastRenderedPageBreak/>
+        <w:t xml:space="preserve">Polling Style: </w:t>
+      </w:r>
+      <w:r>
+        <w:t>Worst-case response scales almost linearly with the workload delay</w:t>
+      </w:r>
+      <w:r>
+        <w:t xml:space="preserve">. </w:t>
+      </w:r>
+      <w:r>
+        <w:t xml:space="preserve">This follows directly from the code structure: the ISR stamps </w:t>
+      </w:r>
+      <w:proofErr w:type="spellStart"/>
+      <w:r>
+        <w:t>press_timestamp_us</w:t>
+      </w:r>
+      <w:proofErr w:type="spellEnd"/>
+      <w:r>
+        <w:t xml:space="preserve"> at the instant of the physical press (hardware interrupt latency on the nRF52840 is sub-microsecond), but the actual </w:t>
+      </w:r>
+      <w:proofErr w:type="spellStart"/>
+      <w:r>
+        <w:t>digitalWrite</w:t>
+      </w:r>
+      <w:proofErr w:type="spellEnd"/>
+      <w:r>
+        <w:t xml:space="preserve"> toggle happens later in </w:t>
+      </w:r>
+      <w:proofErr w:type="gramStart"/>
+      <w:r>
+        <w:t>loop(</w:t>
+      </w:r>
+      <w:proofErr w:type="gramEnd"/>
+      <w:r>
+        <w:t xml:space="preserve">), only once the blocking </w:t>
+      </w:r>
+      <w:proofErr w:type="gramStart"/>
+      <w:r>
+        <w:t>delay(</w:t>
+      </w:r>
+      <w:proofErr w:type="gramEnd"/>
+      <w:r>
+        <w:t xml:space="preserve">WORKLOAD_DELAY_MS) finishes and </w:t>
+      </w:r>
+      <w:proofErr w:type="spellStart"/>
+      <w:r>
+        <w:t>buttonPressed</w:t>
+      </w:r>
+      <w:proofErr w:type="spellEnd"/>
+      <w:r>
+        <w:t xml:space="preserve"> is re-checked.</w:t>
       </w:r>
     </w:p>
     <w:p>
+      <w:r>
+        <w:t xml:space="preserve">Interrupt style: </w:t>
+      </w:r>
+      <w:r>
+        <w:t>Worst-case responses</w:t>
+      </w:r>
+      <w:r>
+        <w:t xml:space="preserve"> show no meaningful relationship to the workload</w:t>
+      </w:r>
+      <w:r>
+        <w:t xml:space="preserve">. </w:t>
+      </w:r>
+      <w:r>
+        <w:t xml:space="preserve">This is because </w:t>
+      </w:r>
+      <w:proofErr w:type="spellStart"/>
+      <w:r>
+        <w:t>press_timestamp_us</w:t>
+      </w:r>
+      <w:proofErr w:type="spellEnd"/>
+      <w:r>
+        <w:t> </w:t>
+      </w:r>
+      <w:r>
+        <w:t>is stamped only after the press is already detected and debounced</w:t>
+      </w:r>
+      <w:r>
+        <w:t xml:space="preserve">. </w:t>
+      </w:r>
+      <w:r>
+        <w:t>T</w:t>
+      </w:r>
+      <w:r>
+        <w:t xml:space="preserve">he measured interval spans just </w:t>
+      </w:r>
+      <w:proofErr w:type="gramStart"/>
+      <w:r>
+        <w:t>the</w:t>
+      </w:r>
+      <w:proofErr w:type="gramEnd"/>
+      <w:r>
+        <w:t xml:space="preserve"> few microseconds between two </w:t>
+      </w:r>
+      <w:proofErr w:type="gramStart"/>
+      <w:r>
+        <w:t>micros(</w:t>
+      </w:r>
+      <w:proofErr w:type="gramEnd"/>
+      <w:r>
+        <w:t xml:space="preserve">) calls with a </w:t>
+      </w:r>
+      <w:proofErr w:type="spellStart"/>
+      <w:proofErr w:type="gramStart"/>
+      <w:r>
+        <w:t>digitalWrite</w:t>
+      </w:r>
+      <w:proofErr w:type="spellEnd"/>
+      <w:r>
+        <w:t>(</w:t>
+      </w:r>
+      <w:proofErr w:type="gramEnd"/>
+      <w:r>
+        <w:t>) in between</w:t>
+      </w:r>
+      <w:r>
+        <w:t xml:space="preserve">. </w:t>
+      </w:r>
+    </w:p>
+    <w:p>
       <w:pPr>
         <w:pStyle w:val="Heading2"/>
       </w:pPr>
-      <w:bookmarkStart w:id="10" w:name="ai-tool-disclosure"/>
-      <w:bookmarkEnd w:id="8"/>
-      <w:r>
-        <w:t xml:space="preserve">5. </w:t>
-      </w:r>
-      <w:commentRangeStart w:id="11"/>
-      <w:r>
-        <w:t xml:space="preserve">AI </w:t>
-      </w:r>
-      <w:commentRangeEnd w:id="11"/>
-      <w:r>
-        <w:rPr>
-          <w:rStyle w:val="CommentReference"/>
-          <w:sz w:val="32"/>
-          <w:szCs w:val="32"/>
-        </w:rPr>
-        <w:commentReference w:id="11"/>
-      </w:r>
-      <w:r>
-        <w:t>Tool Disclosure</w:t>
+      <w:bookmarkStart w:id="7" w:name="ai-tool-disclosure"/>
+      <w:bookmarkEnd w:id="6"/>
+      <w:r>
+        <w:t>5. AI Tool Disclosure</w:t>
       </w:r>
     </w:p>
     <w:tbl>
@@ -650,7 +2048,7 @@
                 <w:i/>
                 <w:iCs/>
               </w:rPr>
-              <w:t>e.g., ChatGPT</w:t>
+              <w:t>Claude</w:t>
             </w:r>
           </w:p>
         </w:tc>
@@ -664,7 +2062,14 @@
                 <w:i/>
                 <w:iCs/>
               </w:rPr>
-              <w:t>…</w:t>
+              <w:t>In req9, why is the code not printing the RESP log every time I press the button</w:t>
+            </w:r>
+            <w:r>
+              <w:rPr>
+                <w:i/>
+                <w:iCs/>
+              </w:rPr>
+              <w:t>, even beyond the debounce time</w:t>
             </w:r>
           </w:p>
         </w:tc>
@@ -673,12 +2078,123 @@
             <w:tcW w:w="1980" w:type="dxa"/>
           </w:tcPr>
           <w:p>
-            <w:r>
+            <w:pPr>
               <w:rPr>
                 <w:i/>
                 <w:iCs/>
               </w:rPr>
-              <w:t>…</w:t>
+            </w:pPr>
+            <w:r>
+              <w:rPr>
+                <w:i/>
+                <w:iCs/>
+              </w:rPr>
+              <w:t xml:space="preserve">It's gated by </w:t>
+            </w:r>
+            <w:proofErr w:type="spellStart"/>
+            <w:r>
+              <w:rPr>
+                <w:i/>
+                <w:iCs/>
+              </w:rPr>
+              <w:t>kPressBatchSize</w:t>
+            </w:r>
+            <w:proofErr w:type="spellEnd"/>
+            <w:r>
+              <w:rPr>
+                <w:i/>
+                <w:iCs/>
+              </w:rPr>
+              <w:t xml:space="preserve"> (</w:t>
+            </w:r>
+            <w:proofErr w:type="gramStart"/>
+            <w:r>
+              <w:rPr>
+                <w:i/>
+                <w:iCs/>
+              </w:rPr>
+              <w:t>50) —</w:t>
+            </w:r>
+            <w:proofErr w:type="gramEnd"/>
+            <w:r>
+              <w:rPr>
+                <w:i/>
+                <w:iCs/>
+              </w:rPr>
+              <w:t xml:space="preserve"> </w:t>
+            </w:r>
+            <w:proofErr w:type="spellStart"/>
+            <w:proofErr w:type="gramStart"/>
+            <w:r>
+              <w:rPr>
+                <w:i/>
+                <w:iCs/>
+              </w:rPr>
+              <w:t>recordPressResponse</w:t>
+            </w:r>
+            <w:proofErr w:type="spellEnd"/>
+            <w:r>
+              <w:rPr>
+                <w:i/>
+                <w:iCs/>
+              </w:rPr>
+              <w:t>(</w:t>
+            </w:r>
+            <w:proofErr w:type="gramEnd"/>
+            <w:r>
+              <w:rPr>
+                <w:i/>
+                <w:iCs/>
+              </w:rPr>
+              <w:t xml:space="preserve">) only calls </w:t>
+            </w:r>
+            <w:proofErr w:type="spellStart"/>
+            <w:r>
+              <w:rPr>
+                <w:i/>
+                <w:iCs/>
+              </w:rPr>
+              <w:t>Serial.println</w:t>
+            </w:r>
+            <w:proofErr w:type="spellEnd"/>
+            <w:r>
+              <w:rPr>
+                <w:i/>
+                <w:iCs/>
+              </w:rPr>
+              <w:t xml:space="preserve">("[RESP] ...") when </w:t>
+            </w:r>
+            <w:proofErr w:type="spellStart"/>
+            <w:r>
+              <w:rPr>
+                <w:i/>
+                <w:iCs/>
+              </w:rPr>
+              <w:t>press_count</w:t>
+            </w:r>
+            <w:proofErr w:type="spellEnd"/>
+            <w:r>
+              <w:rPr>
+                <w:i/>
+                <w:iCs/>
+              </w:rPr>
+              <w:t xml:space="preserve"> &gt;= </w:t>
+            </w:r>
+            <w:proofErr w:type="spellStart"/>
+            <w:r>
+              <w:rPr>
+                <w:i/>
+                <w:iCs/>
+              </w:rPr>
+              <w:t>kPressBatchSize</w:t>
+            </w:r>
+            <w:proofErr w:type="spellEnd"/>
+            <w:r>
+              <w:rPr>
+                <w:i/>
+                <w:iCs/>
+              </w:rPr>
+              <w:t xml:space="preserve"> (req9.ino:42-54). The per-press feedback you do see every time is the separate "Button pressed (interrupt style) | response = ..." line (req9.ino:91) — [RESP] only fires once every 50 registered presses, then resets the counter to 0.</w:t>
             </w:r>
           </w:p>
         </w:tc>
@@ -692,7 +2208,14 @@
                 <w:i/>
                 <w:iCs/>
               </w:rPr>
-              <w:t>…</w:t>
+              <w:t xml:space="preserve">Used the AI output to </w:t>
+            </w:r>
+            <w:r>
+              <w:rPr>
+                <w:i/>
+                <w:iCs/>
+              </w:rPr>
+              <w:t>brainstorm a starting point – none of the listed issues were the problem</w:t>
             </w:r>
           </w:p>
         </w:tc>
@@ -702,24 +2225,11 @@
       <w:pPr>
         <w:pStyle w:val="Heading2"/>
       </w:pPr>
-      <w:bookmarkStart w:id="12" w:name="references"/>
-      <w:bookmarkEnd w:id="10"/>
+      <w:bookmarkStart w:id="8" w:name="references"/>
+      <w:bookmarkEnd w:id="7"/>
       <w:r>
         <w:lastRenderedPageBreak/>
-        <w:t xml:space="preserve">6. </w:t>
-      </w:r>
-      <w:commentRangeStart w:id="13"/>
-      <w:r>
-        <w:t>References</w:t>
-      </w:r>
-      <w:commentRangeEnd w:id="13"/>
-      <w:r>
-        <w:rPr>
-          <w:rStyle w:val="CommentReference"/>
-          <w:sz w:val="32"/>
-          <w:szCs w:val="32"/>
-        </w:rPr>
-        <w:commentReference w:id="13"/>
+        <w:t>6. References</w:t>
       </w:r>
     </w:p>
     <w:p>
@@ -732,15 +2242,32 @@
       <w:r>
         <w:t xml:space="preserve">Iodice, G. M. </w:t>
       </w:r>
+      <w:proofErr w:type="spellStart"/>
       <w:r>
         <w:rPr>
           <w:i/>
           <w:iCs/>
         </w:rPr>
-        <w:t>TinyML Cookbook</w:t>
-      </w:r>
-      <w:r>
-        <w:t xml:space="preserve"> (2nd ed.). Packt, 2023.</w:t>
+        <w:t>TinyML</w:t>
+      </w:r>
+      <w:proofErr w:type="spellEnd"/>
+      <w:r>
+        <w:rPr>
+          <w:i/>
+          <w:iCs/>
+        </w:rPr>
+        <w:t xml:space="preserve"> Cookbook</w:t>
+      </w:r>
+      <w:r>
+        <w:t xml:space="preserve"> (2nd ed.). </w:t>
+      </w:r>
+      <w:proofErr w:type="spellStart"/>
+      <w:r>
+        <w:t>Packt</w:t>
+      </w:r>
+      <w:proofErr w:type="spellEnd"/>
+      <w:r>
+        <w:t>, 2023.</w:t>
       </w:r>
     </w:p>
     <w:p>
@@ -774,126 +2301,16 @@
         <w:t>.</w:t>
       </w:r>
     </w:p>
+    <w:bookmarkEnd w:id="1"/>
+    <w:bookmarkEnd w:id="8"/>
     <w:p>
-      <w:r>
-        <w:pict w14:anchorId="28823B74">
-          <v:rect id="_x0000_i1025" style="width:0;height:1.5pt" o:hralign="center" o:hrstd="t" o:hr="t"/>
-        </w:pict>
-      </w:r>
-    </w:p>
-    <w:p>
-      <w:pPr>
-        <w:pStyle w:val="Heading3"/>
-      </w:pPr>
-      <w:bookmarkStart w:id="14" w:name="X764b212e2e5ebaff407471ce59345d51cce9dc3"/>
-      <w:r>
-        <w:t>Submission checklist (delete before submitting)</w:t>
-      </w:r>
-    </w:p>
-    <w:p>
-      <w:pPr>
-        <w:numPr>
-          <w:ilvl w:val="0"/>
-          <w:numId w:val="8"/>
-        </w:numPr>
-      </w:pPr>
-      <w:r>
-        <w:t xml:space="preserve">This report exported as a </w:t>
-      </w:r>
-      <w:r>
-        <w:rPr>
-          <w:b/>
-          <w:bCs/>
-        </w:rPr>
-        <w:t>single PDF</w:t>
-      </w:r>
-      <w:r>
-        <w:t>.</w:t>
-      </w:r>
-    </w:p>
-    <w:p>
-      <w:pPr>
-        <w:numPr>
-          <w:ilvl w:val="0"/>
-          <w:numId w:val="9"/>
-        </w:numPr>
-      </w:pPr>
-      <w:r>
-        <w:t>Title page complete; every italic prompt replaced.</w:t>
-      </w:r>
-    </w:p>
-    <w:p>
-      <w:pPr>
-        <w:numPr>
-          <w:ilvl w:val="0"/>
-          <w:numId w:val="10"/>
-        </w:numPr>
-      </w:pPr>
-      <w:r>
-        <w:t>One Method-and-Results subsection per graded part.</w:t>
-      </w:r>
-    </w:p>
-    <w:p>
-      <w:pPr>
-        <w:numPr>
-          <w:ilvl w:val="0"/>
-          <w:numId w:val="11"/>
-        </w:numPr>
-      </w:pPr>
-      <w:r>
-        <w:t>All required photos / screenshots / serial logs included and captioned.</w:t>
-      </w:r>
-    </w:p>
-    <w:p>
-      <w:pPr>
-        <w:numPr>
-          <w:ilvl w:val="0"/>
-          <w:numId w:val="12"/>
-        </w:numPr>
-      </w:pPr>
-      <w:r>
-        <w:t>Analysis paragraphs answer the handout’s specific questions.</w:t>
-      </w:r>
-    </w:p>
-    <w:p>
-      <w:pPr>
-        <w:numPr>
-          <w:ilvl w:val="0"/>
-          <w:numId w:val="13"/>
-        </w:numPr>
-      </w:pPr>
-      <w:r>
-        <w:t>AI Tool Disclosure completed (Yes/No + table if Yes).</w:t>
-      </w:r>
-    </w:p>
-    <w:p>
-      <w:pPr>
-        <w:numPr>
-          <w:ilvl w:val="0"/>
-          <w:numId w:val="14"/>
-        </w:numPr>
-      </w:pPr>
-      <w:r>
-        <w:t>References listed.</w:t>
-      </w:r>
-    </w:p>
-    <w:p>
-      <w:pPr>
-        <w:numPr>
-          <w:ilvl w:val="0"/>
-          <w:numId w:val="15"/>
-        </w:numPr>
-      </w:pPr>
-      <w:r>
-        <w:t>Companion files uploaded to Canvas alongside the PDF: a .zip of all your sketches, with a README.md inside listing each sketch and what it does.</w:t>
-      </w:r>
-      <w:bookmarkEnd w:id="1"/>
-      <w:bookmarkEnd w:id="12"/>
-      <w:bookmarkEnd w:id="14"/>
+      <w:pPr>
+        <w:ind w:left="720"/>
+      </w:pPr>
     </w:p>
     <w:sectPr>
-      <w:footerReference w:type="even" r:id="rId13"/>
-      <w:footerReference w:type="default" r:id="rId14"/>
+      <w:footerReference w:type="even" r:id="rId18"/>
+      <w:footerReference w:type="default" r:id="rId19"/>
       <w:pgSz w:w="12240" w:h="15840"/>
       <w:pgMar w:top="1440" w:right="1440" w:bottom="1440" w:left="1440" w:header="720" w:footer="720" w:gutter="0"/>
       <w:cols w:space="720"/>
@@ -901,294 +2318,6 @@
     </w:sectPr>
   </w:body>
 </w:document>
-</file>
-
-<file path=word/comments.xml><?xml version="1.0" encoding="utf-8"?>
-<w:comments xmlns:wpc="http://schemas.microsoft.com/office/word/2010/wordprocessingCanvas" xmlns:cx="http://schemas.microsoft.com/office/drawing/2014/chartex" xmlns:cx1="http://schemas.microsoft.com/office/drawing/2015/9/8/chartex" xmlns:cx2="http://schemas.microsoft.com/office/drawing/2015/10/21/chartex" xmlns:cx3="http://schemas.microsoft.com/office/drawing/2016/5/9/chartex" xmlns:cx4="http://schemas.microsoft.com/office/drawing/2016/5/10/chartex" xmlns:cx5="http://schemas.microsoft.com/office/drawing/2016/5/11/chartex" xmlns:cx6="http://schemas.microsoft.com/office/drawing/2016/5/12/chartex" xmlns:cx7="http://schemas.microsoft.com/office/drawing/2016/5/13/chartex" xmlns:cx8="http://schemas.microsoft.com/office/drawing/2016/5/14/chartex" xmlns:mc="http://schemas.openxmlformats.org/markup-compatibility/2006" xmlns:aink="http://schemas.microsoft.com/office/drawing/2016/ink" xmlns:am3d="http://schemas.microsoft.com/office/drawing/2017/model3d" xmlns:o="urn:schemas-microsoft-com:office:office" xmlns:oel="http://schemas.microsoft.com/office/2019/extlst" xmlns:r="http://schemas.openxmlformats.org/officeDocument/2006/relationships" xmlns:m="http://schemas.openxmlformats.org/officeDocument/2006/math" xmlns:v="urn:schemas-microsoft-com:vml" xmlns:wp14="http://schemas.microsoft.com/office/word/2010/wordprocessingDrawing" xmlns:wp="http://schemas.openxmlformats.org/drawingml/2006/wordprocessingDrawing" xmlns:w10="urn:schemas-microsoft-com:office:word" xmlns:w="http://schemas.openxmlformats.org/wordprocessingml/2006/main" xmlns:w14="http://schemas.microsoft.com/office/word/2010/wordml" xmlns:w15="http://schemas.microsoft.com/office/word/2012/wordml" xmlns:w16cex="http://schemas.microsoft.com/office/word/2018/wordml/cex" xmlns:w16cid="http://schemas.microsoft.com/office/word/2016/wordml/cid" xmlns:w16="http://schemas.microsoft.com/office/word/2018/wordml" xmlns:w16du="http://schemas.microsoft.com/office/word/2023/wordml/word16du" xmlns:w16sdtdh="http://schemas.microsoft.com/office/word/2020/wordml/sdtdatahash" xmlns:w16sdtfl="http://schemas.microsoft.com/office/word/2024/wordml/sdtformatlock" xmlns:w16se="http://schemas.microsoft.com/office/word/2015/wordml/symex" xmlns:wpg="http://schemas.microsoft.com/office/word/2010/wordprocessingGroup" xmlns:wpi="http://schemas.microsoft.com/office/word/2010/wordprocessingInk" xmlns:wne="http://schemas.microsoft.com/office/word/2006/wordml" xmlns:wps="http://schemas.microsoft.com/office/word/2010/wordprocessingShape" mc:Ignorable="w14 w15 w16se w16cid w16 w16cex w16sdtdh w16sdtfl w16du wp14">
-  <w:comment w:id="5" w:author="Himadri Saha" w:date="2026-06-07T18:44:00Z" w:initials="HS">
-    <w:p>
-      <w:pPr>
-        <w:pStyle w:val="CommentText"/>
-      </w:pPr>
-      <w:r>
-        <w:rPr>
-          <w:rStyle w:val="CommentReference"/>
-        </w:rPr>
-        <w:annotationRef/>
-      </w:r>
-      <w:r>
-        <w:rPr>
-          <w:i/>
-          <w:iCs/>
-        </w:rPr>
-        <w:t xml:space="preserve">Create one subsection per graded part of the lab — e.g., A.1, A.2, A.3, A.4, B.1, B.2, B.3, B.4, and (EECE.5862 only) Part C. For each part, cover: what you did, the key code (screenshot the important snippets — do </w:t>
-      </w:r>
-      <w:r>
-        <w:rPr>
-          <w:b/>
-          <w:bCs/>
-          <w:i/>
-          <w:iCs/>
-        </w:rPr>
-        <w:t>not</w:t>
-      </w:r>
-      <w:r>
-        <w:rPr>
-          <w:i/>
-          <w:iCs/>
-        </w:rPr>
-        <w:t xml:space="preserve"> paste 1000-line dumps), and the observed results (serial logs, screenshots, measurements). Duplicate the block below as needed.</w:t>
-      </w:r>
-    </w:p>
-  </w:comment>
-  <w:comment w:id="7" w:author="Himadri Saha" w:date="2026-06-07T18:45:00Z" w:initials="HS">
-    <w:p>
-      <w:pPr>
-        <w:pStyle w:val="CommentText"/>
-      </w:pPr>
-      <w:r>
-        <w:rPr>
-          <w:rStyle w:val="CommentReference"/>
-        </w:rPr>
-        <w:annotationRef/>
-      </w:r>
-      <w:r>
-        <w:rPr>
-          <w:b/>
-          <w:bCs/>
-        </w:rPr>
-        <w:t>What I did.</w:t>
-      </w:r>
-      <w:r>
-        <w:t xml:space="preserve"> </w:t>
-      </w:r>
-      <w:r>
-        <w:rPr>
-          <w:i/>
-          <w:iCs/>
-        </w:rPr>
-        <w:t>Brief description of your approach.</w:t>
-      </w:r>
-    </w:p>
-    <w:p>
-      <w:pPr>
-        <w:pStyle w:val="CommentText"/>
-      </w:pPr>
-      <w:r>
-        <w:rPr>
-          <w:b/>
-          <w:bCs/>
-        </w:rPr>
-        <w:t>Code.</w:t>
-      </w:r>
-      <w:r>
-        <w:t xml:space="preserve"> </w:t>
-      </w:r>
-      <w:r>
-        <w:rPr>
-          <w:i/>
-          <w:iCs/>
-        </w:rPr>
-        <w:t>Screenshot or short listing of the key snippet(s).</w:t>
-      </w:r>
-    </w:p>
-    <w:p>
-      <w:pPr>
-        <w:pStyle w:val="CommentText"/>
-      </w:pPr>
-      <w:r>
-        <w:rPr>
-          <w:b/>
-          <w:bCs/>
-        </w:rPr>
-        <w:t>Results.</w:t>
-      </w:r>
-      <w:r>
-        <w:t xml:space="preserve"> </w:t>
-      </w:r>
-      <w:r>
-        <w:rPr>
-          <w:i/>
-          <w:iCs/>
-        </w:rPr>
-        <w:t>Screenshots, serial logs, and/or a measurements table. State the actual numbers where the handout asks for them.</w:t>
-      </w:r>
-    </w:p>
-  </w:comment>
-  <w:comment w:id="9" w:author="Himadri Saha" w:date="2026-06-07T18:45:00Z" w:initials="HS">
-    <w:p>
-      <w:pPr>
-        <w:pStyle w:val="CommentText"/>
-      </w:pPr>
-      <w:r>
-        <w:rPr>
-          <w:rStyle w:val="CommentReference"/>
-        </w:rPr>
-        <w:annotationRef/>
-      </w:r>
-      <w:r>
-        <w:rPr>
-          <w:i/>
-          <w:iCs/>
-        </w:rPr>
-        <w:t>Collect the reflection paragraphs the handout requests (e.g., the A.4, B.4, and Part-C reflections). Answer the specific questions posed; tie each claim to a concept from the lectures or the textbook rather than to intuition.</w:t>
-      </w:r>
-    </w:p>
-  </w:comment>
-  <w:comment w:id="11" w:author="Himadri Saha" w:date="2026-06-07T18:47:00Z" w:initials="HS">
-    <w:p>
-      <w:pPr>
-        <w:pStyle w:val="CommentText"/>
-      </w:pPr>
-      <w:r>
-        <w:rPr>
-          <w:rStyle w:val="CommentReference"/>
-        </w:rPr>
-        <w:annotationRef/>
-      </w:r>
-      <w:r>
-        <w:rPr>
-          <w:i/>
-          <w:iCs/>
-        </w:rPr>
-        <w:t>Per the syllabus AI Use Policy, you must declare AI tool use.</w:t>
-      </w:r>
-    </w:p>
-    <w:p>
-      <w:pPr>
-        <w:pStyle w:val="CommentText"/>
-        <w:numPr>
-          <w:ilvl w:val="0"/>
-          <w:numId w:val="17"/>
-        </w:numPr>
-        <w:ind w:left="720"/>
-      </w:pPr>
-      <w:r>
-        <w:rPr>
-          <w:b/>
-          <w:bCs/>
-        </w:rPr>
-        <w:t>Did you use any AI tool on this lab?</w:t>
-      </w:r>
-      <w:r>
-        <w:t xml:space="preserve"> </w:t>
-      </w:r>
-      <w:r>
-        <w:rPr>
-          <w:i/>
-          <w:iCs/>
-        </w:rPr>
-        <w:t>Yes / No</w:t>
-      </w:r>
-    </w:p>
-    <w:p>
-      <w:pPr>
-        <w:pStyle w:val="CommentText"/>
-      </w:pPr>
-      <w:r>
-        <w:rPr>
-          <w:i/>
-          <w:iCs/>
-        </w:rPr>
-        <w:t xml:space="preserve">If </w:t>
-      </w:r>
-      <w:r>
-        <w:rPr>
-          <w:b/>
-          <w:bCs/>
-          <w:i/>
-          <w:iCs/>
-        </w:rPr>
-        <w:t>No</w:t>
-      </w:r>
-      <w:r>
-        <w:rPr>
-          <w:i/>
-          <w:iCs/>
-        </w:rPr>
-        <w:t>, state: “I did not use any AI tool on this lab.” and delete the table below.</w:t>
-      </w:r>
-    </w:p>
-    <w:p>
-      <w:pPr>
-        <w:pStyle w:val="CommentText"/>
-      </w:pPr>
-      <w:r>
-        <w:rPr>
-          <w:i/>
-          <w:iCs/>
-        </w:rPr>
-        <w:t xml:space="preserve">If </w:t>
-      </w:r>
-      <w:r>
-        <w:rPr>
-          <w:b/>
-          <w:bCs/>
-          <w:i/>
-          <w:iCs/>
-        </w:rPr>
-        <w:t>Yes</w:t>
-      </w:r>
-      <w:r>
-        <w:rPr>
-          <w:i/>
-          <w:iCs/>
-        </w:rPr>
-        <w:t>, list every use:</w:t>
-      </w:r>
-    </w:p>
-  </w:comment>
-  <w:comment w:id="13" w:author="Himadri Saha" w:date="2026-06-07T18:46:00Z" w:initials="HS">
-    <w:p>
-      <w:pPr>
-        <w:pStyle w:val="CommentText"/>
-      </w:pPr>
-      <w:r>
-        <w:rPr>
-          <w:rStyle w:val="CommentReference"/>
-        </w:rPr>
-        <w:annotationRef/>
-      </w:r>
-      <w:r>
-        <w:rPr>
-          <w:i/>
-          <w:iCs/>
-        </w:rPr>
-        <w:t>Cite, at minimum, the course textbook and any Arduino / library documentation pages you used. Use a consistent style.</w:t>
-      </w:r>
-    </w:p>
-  </w:comment>
-</w:comments>
-</file>
-
-<file path=word/commentsExtended.xml><?xml version="1.0" encoding="utf-8"?>
-<w15:commentsEx xmlns:wpc="http://schemas.microsoft.com/office/word/2010/wordprocessingCanvas" xmlns:cx="http://schemas.microsoft.com/office/drawing/2014/chartex" xmlns:cx1="http://schemas.microsoft.com/office/drawing/2015/9/8/chartex" xmlns:cx2="http://schemas.microsoft.com/office/drawing/2015/10/21/chartex" xmlns:cx3="http://schemas.microsoft.com/office/drawing/2016/5/9/chartex" xmlns:cx4="http://schemas.microsoft.com/office/drawing/2016/5/10/chartex" xmlns:cx5="http://schemas.microsoft.com/office/drawing/2016/5/11/chartex" xmlns:cx6="http://schemas.microsoft.com/office/drawing/2016/5/12/chartex" xmlns:cx7="http://schemas.microsoft.com/office/drawing/2016/5/13/chartex" xmlns:cx8="http://schemas.microsoft.com/office/drawing/2016/5/14/chartex" xmlns:mc="http://schemas.openxmlformats.org/markup-compatibility/2006" xmlns:aink="http://schemas.microsoft.com/office/drawing/2016/ink" xmlns:am3d="http://schemas.microsoft.com/office/drawing/2017/model3d" xmlns:o="urn:schemas-microsoft-com:office:office" xmlns:oel="http://schemas.microsoft.com/office/2019/extlst" xmlns:r="http://schemas.openxmlformats.org/officeDocument/2006/relationships" xmlns:m="http://schemas.openxmlformats.org/officeDocument/2006/math" xmlns:v="urn:schemas-microsoft-com:vml" xmlns:wp14="http://schemas.microsoft.com/office/word/2010/wordprocessingDrawing" xmlns:wp="http://schemas.openxmlformats.org/drawingml/2006/wordprocessingDrawing" xmlns:w10="urn:schemas-microsoft-com:office:word" xmlns:w="http://schemas.openxmlformats.org/wordprocessingml/2006/main" xmlns:w14="http://schemas.microsoft.com/office/word/2010/wordml" xmlns:w15="http://schemas.microsoft.com/office/word/2012/wordml" xmlns:w16cex="http://schemas.microsoft.com/office/word/2018/wordml/cex" xmlns:w16cid="http://schemas.microsoft.com/office/word/2016/wordml/cid" xmlns:w16="http://schemas.microsoft.com/office/word/2018/wordml" xmlns:w16du="http://schemas.microsoft.com/office/word/2023/wordml/word16du" xmlns:w16sdtdh="http://schemas.microsoft.com/office/word/2020/wordml/sdtdatahash" xmlns:w16sdtfl="http://schemas.microsoft.com/office/word/2024/wordml/sdtformatlock" xmlns:w16se="http://schemas.microsoft.com/office/word/2015/wordml/symex" xmlns:wpg="http://schemas.microsoft.com/office/word/2010/wordprocessingGroup" xmlns:wpi="http://schemas.microsoft.com/office/word/2010/wordprocessingInk" xmlns:wne="http://schemas.microsoft.com/office/word/2006/wordml" xmlns:wps="http://schemas.microsoft.com/office/word/2010/wordprocessingShape" mc:Ignorable="w14 w15 w16se w16cid w16 w16cex w16sdtdh w16sdtfl w16du wp14">
-  <w15:commentEx w15:paraId="26787A61" w15:done="0"/>
-  <w15:commentEx w15:paraId="624EE31F" w15:done="0"/>
-  <w15:commentEx w15:paraId="113E9103" w15:done="0"/>
-  <w15:commentEx w15:paraId="71C3FCD3" w15:done="0"/>
-  <w15:commentEx w15:paraId="030E9901" w15:done="0"/>
-</w15:commentsEx>
-</file>
-
-<file path=word/commentsExtensible.xml><?xml version="1.0" encoding="utf-8"?>
-<w16cex:commentsExtensible xmlns:wpc="http://schemas.microsoft.com/office/word/2010/wordprocessingCanvas" xmlns:cx="http://schemas.microsoft.com/office/drawing/2014/chartex" xmlns:cx1="http://schemas.microsoft.com/office/drawing/2015/9/8/chartex" xmlns:cx2="http://schemas.microsoft.com/office/drawing/2015/10/21/chartex" xmlns:cx3="http://schemas.microsoft.com/office/drawing/2016/5/9/chartex" xmlns:cx4="http://schemas.microsoft.com/office/drawing/2016/5/10/chartex" xmlns:cx5="http://schemas.microsoft.com/office/drawing/2016/5/11/chartex" xmlns:cx6="http://schemas.microsoft.com/office/drawing/2016/5/12/chartex" xmlns:cx7="http://schemas.microsoft.com/office/drawing/2016/5/13/chartex" xmlns:cx8="http://schemas.microsoft.com/office/drawing/2016/5/14/chartex" xmlns:cr="http://schemas.microsoft.com/office/comments/2020/reactions" xmlns:mc="http://schemas.openxmlformats.org/markup-compatibility/2006" xmlns:aink="http://schemas.microsoft.com/office/drawing/2016/ink" xmlns:am3d="http://schemas.microsoft.com/office/drawing/2017/model3d" xmlns:o="urn:schemas-microsoft-com:office:office" xmlns:oel="http://schemas.microsoft.com/office/2019/extlst" xmlns:r="http://schemas.openxmlformats.org/officeDocument/2006/relationships" xmlns:m="http://schemas.openxmlformats.org/officeDocument/2006/math" xmlns:v="urn:schemas-microsoft-com:vml" xmlns:wp14="http://schemas.microsoft.com/office/word/2010/wordprocessingDrawing" xmlns:wp="http://schemas.openxmlformats.org/drawingml/2006/wordprocessingDrawing" xmlns:w10="urn:schemas-microsoft-com:office:word" xmlns:w="http://schemas.openxmlformats.org/wordprocessingml/2006/main" xmlns:w14="http://schemas.microsoft.com/office/word/2010/wordml" xmlns:w15="http://schemas.microsoft.com/office/word/2012/wordml" xmlns:w16cex="http://schemas.microsoft.com/office/word/2018/wordml/cex" xmlns:w16cid="http://schemas.microsoft.com/office/word/2016/wordml/cid" xmlns:w16="http://schemas.microsoft.com/office/word/2018/wordml" xmlns:w16du="http://schemas.microsoft.com/office/word/2023/wordml/word16du" xmlns:w16sdtdh="http://schemas.microsoft.com/office/word/2020/wordml/sdtdatahash" xmlns:w16sdtfl="http://schemas.microsoft.com/office/word/2024/wordml/sdtformatlock" xmlns:w16se="http://schemas.microsoft.com/office/word/2015/wordml/symex" xmlns:wpg="http://schemas.microsoft.com/office/word/2010/wordprocessingGroup" xmlns:wpi="http://schemas.microsoft.com/office/word/2010/wordprocessingInk" xmlns:wne="http://schemas.microsoft.com/office/word/2006/wordml" xmlns:wps="http://schemas.microsoft.com/office/word/2010/wordprocessingShape" mc:Ignorable="w14 w15 w16se w16cid w16 w16cex w16sdtdh w16sdtfl cr w16du wp14">
-  <w16cex:commentExtensible w16cex:durableId="3C75DCEC" w16cex:dateUtc="2026-06-07T22:44:00Z"/>
-  <w16cex:commentExtensible w16cex:durableId="34D2C888" w16cex:dateUtc="2026-06-07T22:45:00Z"/>
-  <w16cex:commentExtensible w16cex:durableId="441CEC3E" w16cex:dateUtc="2026-06-07T22:45:00Z"/>
-  <w16cex:commentExtensible w16cex:durableId="38094BD7" w16cex:dateUtc="2026-06-07T22:47:00Z"/>
-  <w16cex:commentExtensible w16cex:durableId="73E91F75" w16cex:dateUtc="2026-06-07T22:46:00Z"/>
-</w16cex:commentsExtensible>
-</file>
-
-<file path=word/commentsIds.xml><?xml version="1.0" encoding="utf-8"?>
-<w16cid:commentsIds xmlns:wpc="http://schemas.microsoft.com/office/word/2010/wordprocessingCanvas" xmlns:cx="http://schemas.microsoft.com/office/drawing/2014/chartex" xmlns:cx1="http://schemas.microsoft.com/office/drawing/2015/9/8/chartex" xmlns:cx2="http://schemas.microsoft.com/office/drawing/2015/10/21/chartex" xmlns:cx3="http://schemas.microsoft.com/office/drawing/2016/5/9/chartex" xmlns:cx4="http://schemas.microsoft.com/office/drawing/2016/5/10/chartex" xmlns:cx5="http://schemas.microsoft.com/office/drawing/2016/5/11/chartex" xmlns:cx6="http://schemas.microsoft.com/office/drawing/2016/5/12/chartex" xmlns:cx7="http://schemas.microsoft.com/office/drawing/2016/5/13/chartex" xmlns:cx8="http://schemas.microsoft.com/office/drawing/2016/5/14/chartex" xmlns:mc="http://schemas.openxmlformats.org/markup-compatibility/2006" xmlns:aink="http://schemas.microsoft.com/office/drawing/2016/ink" xmlns:am3d="http://schemas.microsoft.com/office/drawing/2017/model3d" xmlns:o="urn:schemas-microsoft-com:office:office" xmlns:oel="http://schemas.microsoft.com/office/2019/extlst" xmlns:r="http://schemas.openxmlformats.org/officeDocument/2006/relationships" xmlns:m="http://schemas.openxmlformats.org/officeDocument/2006/math" xmlns:v="urn:schemas-microsoft-com:vml" xmlns:wp14="http://schemas.microsoft.com/office/word/2010/wordprocessingDrawing" xmlns:wp="http://schemas.openxmlformats.org/drawingml/2006/wordprocessingDrawing" xmlns:w10="urn:schemas-microsoft-com:office:word" xmlns:w="http://schemas.openxmlformats.org/wordprocessingml/2006/main" xmlns:w14="http://schemas.microsoft.com/office/word/2010/wordml" xmlns:w15="http://schemas.microsoft.com/office/word/2012/wordml" xmlns:w16cex="http://schemas.microsoft.com/office/word/2018/wordml/cex" xmlns:w16cid="http://schemas.microsoft.com/office/word/2016/wordml/cid" xmlns:w16="http://schemas.microsoft.com/office/word/2018/wordml" xmlns:w16du="http://schemas.microsoft.com/office/word/2023/wordml/word16du" xmlns:w16sdtdh="http://schemas.microsoft.com/office/word/2020/wordml/sdtdatahash" xmlns:w16sdtfl="http://schemas.microsoft.com/office/word/2024/wordml/sdtformatlock" xmlns:w16se="http://schemas.microsoft.com/office/word/2015/wordml/symex" xmlns:wpg="http://schemas.microsoft.com/office/word/2010/wordprocessingGroup" xmlns:wpi="http://schemas.microsoft.com/office/word/2010/wordprocessingInk" xmlns:wne="http://schemas.microsoft.com/office/word/2006/wordml" xmlns:wps="http://schemas.microsoft.com/office/word/2010/wordprocessingShape" mc:Ignorable="w14 w15 w16se w16cid w16 w16cex w16sdtdh w16sdtfl w16du wp14">
-  <w16cid:commentId w16cid:paraId="26787A61" w16cid:durableId="3C75DCEC"/>
-  <w16cid:commentId w16cid:paraId="624EE31F" w16cid:durableId="34D2C888"/>
-  <w16cid:commentId w16cid:paraId="113E9103" w16cid:durableId="441CEC3E"/>
-  <w16cid:commentId w16cid:paraId="71C3FCD3" w16cid:durableId="38094BD7"/>
-  <w16cid:commentId w16cid:paraId="030E9901" w16cid:durableId="73E91F75"/>
-</w16cid:commentsIds>
 </file>
 
 <file path=word/endnotes.xml><?xml version="1.0" encoding="utf-8"?>
@@ -2570,14 +3699,6 @@
     <w:abstractNumId w:val="8"/>
   </w:num>
 </w:numbering>
-</file>
-
-<file path=word/people.xml><?xml version="1.0" encoding="utf-8"?>
-<w15:people xmlns:wpc="http://schemas.microsoft.com/office/word/2010/wordprocessingCanvas" xmlns:cx="http://schemas.microsoft.com/office/drawing/2014/chartex" xmlns:cx1="http://schemas.microsoft.com/office/drawing/2015/9/8/chartex" xmlns:cx2="http://schemas.microsoft.com/office/drawing/2015/10/21/chartex" xmlns:cx3="http://schemas.microsoft.com/office/drawing/2016/5/9/chartex" xmlns:cx4="http://schemas.microsoft.com/office/drawing/2016/5/10/chartex" xmlns:cx5="http://schemas.microsoft.com/office/drawing/2016/5/11/chartex" xmlns:cx6="http://schemas.microsoft.com/office/drawing/2016/5/12/chartex" xmlns:cx7="http://schemas.microsoft.com/office/drawing/2016/5/13/chartex" xmlns:cx8="http://schemas.microsoft.com/office/drawing/2016/5/14/chartex" xmlns:mc="http://schemas.openxmlformats.org/markup-compatibility/2006" xmlns:aink="http://schemas.microsoft.com/office/drawing/2016/ink" xmlns:am3d="http://schemas.microsoft.com/office/drawing/2017/model3d" xmlns:o="urn:schemas-microsoft-com:office:office" xmlns:oel="http://schemas.microsoft.com/office/2019/extlst" xmlns:r="http://schemas.openxmlformats.org/officeDocument/2006/relationships" xmlns:m="http://schemas.openxmlformats.org/officeDocument/2006/math" xmlns:v="urn:schemas-microsoft-com:vml" xmlns:wp14="http://schemas.microsoft.com/office/word/2010/wordprocessingDrawing" xmlns:wp="http://schemas.openxmlformats.org/drawingml/2006/wordprocessingDrawing" xmlns:w10="urn:schemas-microsoft-com:office:word" xmlns:w="http://schemas.openxmlformats.org/wordprocessingml/2006/main" xmlns:w14="http://schemas.microsoft.com/office/word/2010/wordml" xmlns:w15="http://schemas.microsoft.com/office/word/2012/wordml" xmlns:w16cex="http://schemas.microsoft.com/office/word/2018/wordml/cex" xmlns:w16cid="http://schemas.microsoft.com/office/word/2016/wordml/cid" xmlns:w16="http://schemas.microsoft.com/office/word/2018/wordml" xmlns:w16du="http://schemas.microsoft.com/office/word/2023/wordml/word16du" xmlns:w16sdtdh="http://schemas.microsoft.com/office/word/2020/wordml/sdtdatahash" xmlns:w16sdtfl="http://schemas.microsoft.com/office/word/2024/wordml/sdtformatlock" xmlns:w16se="http://schemas.microsoft.com/office/word/2015/wordml/symex" xmlns:wpg="http://schemas.microsoft.com/office/word/2010/wordprocessingGroup" xmlns:wpi="http://schemas.microsoft.com/office/word/2010/wordprocessingInk" xmlns:wne="http://schemas.microsoft.com/office/word/2006/wordml" xmlns:wps="http://schemas.microsoft.com/office/word/2010/wordprocessingShape" mc:Ignorable="w14 w15 w16se w16cid w16 w16cex w16sdtdh w16sdtfl w16du wp14">
-  <w15:person w15:author="Himadri Saha">
-    <w15:presenceInfo w15:providerId="Windows Live" w15:userId="e131ee4c0ed39bb2"/>
-  </w15:person>
-</w15:people>
 </file>
 
 <file path=word/styles.xml><?xml version="1.0" encoding="utf-8"?>
@@ -3179,6 +4300,7 @@
   <w:style w:type="character" w:default="1" w:styleId="DefaultParagraphFont">
     <w:name w:val="Default Paragraph Font"/>
     <w:uiPriority w:val="1"/>
+    <w:semiHidden/>
     <w:unhideWhenUsed/>
   </w:style>
   <w:style w:type="table" w:default="1" w:styleId="TableNormal">
